--- a/src/OpenXmlHtml.Tests/WordConvertToDocxTests.LinksAndImages.DotNet.verified.docx
+++ b/src/OpenXmlHtml.Tests/WordConvertToDocxTests.LinksAndImages.DotNet.verified.docx
@@ -9,8 +9,8 @@
       <w:hyperlink xmlns:r="http://schemas.openxmlformats.org/officeDocument/2006/relationships" r:id="DeterministicId1">
         <w:r>
           <w:rPr>
+            <w:color w:val="0563C1"/>
             <w:u w:val="single"/>
-            <w:color w:val="0563C1"/>
           </w:rPr>
           <w:t xml:space="preserve">our site</w:t>
         </w:r>

--- a/src/OpenXmlHtml.Tests/WordConvertToDocxTests.LinksAndImages.DotNet.verified.docx
+++ b/src/OpenXmlHtml.Tests/WordConvertToDocxTests.LinksAndImages.DotNet.verified.docx
@@ -23,9 +23,6 @@
       <w:r>
         <w:t xml:space="preserve">Company Logo</w:t>
       </w:r>
-      <w:r>
-        <w:t xml:space="preserve"> </w:t>
-      </w:r>
     </w:p>
     <w:p>
       <w:r>
